--- a/Knowledge/3-Work knowledge/1-Software Engineering/2-Testing/5-My Source/1-ISTQB Foundation Level/1-Testing terms/5-Maintenance Testing.docx
+++ b/Knowledge/3-Work knowledge/1-Software Engineering/2-Testing/5-My Source/1-ISTQB Foundation Level/1-Testing terms/5-Maintenance Testing.docx
@@ -28,51 +28,77 @@
       </w:pPr>
       <w:r>
         <w:rPr>
-          <w:b/>
-          <w:shd w:val="clear" w:color="auto" w:fill="B7B7B7"/>
-        </w:rPr>
-        <w:t># Source</w:t>
-      </w:r>
-      <w:r>
-        <w:rPr>
-          <w:shd w:val="clear" w:color="auto" w:fill="B7B7B7"/>
-        </w:rPr>
-        <w:t xml:space="preserve">: </w:t>
-      </w:r>
-      <w:r>
-        <w:rPr>
-          <w:b/>
-          <w:shd w:val="clear" w:color="auto" w:fill="B7B7B7"/>
-        </w:rPr>
-        <w:t xml:space="preserve">Chatgpt </w:t>
-      </w:r>
-      <w:r>
-        <w:rPr>
-          <w:b/>
-          <w:sz w:val="14"/>
-          <w:szCs w:val="14"/>
-          <w:shd w:val="clear" w:color="auto" w:fill="B7B7B7"/>
-        </w:rPr>
-        <w:t>(GPT</w:t>
-      </w:r>
-      <w:r>
-        <w:rPr>
-          <w:rFonts w:ascii="Cambria Math" w:hAnsi="Cambria Math" w:cs="Cambria Math"/>
-          <w:b/>
-          <w:sz w:val="14"/>
-          <w:szCs w:val="14"/>
-          <w:shd w:val="clear" w:color="auto" w:fill="B7B7B7"/>
+          <w:rFonts w:ascii="Arial" w:eastAsia="Arial" w:hAnsi="Arial" w:cs="Arial"/>
+          <w:b/>
+          <w:color w:val="000000"/>
+          <w:sz w:val="18"/>
+          <w:highlight w:val="lightGray"/>
+        </w:rPr>
+        <w:t># Source: AI Source: Provided by: [Data Path</w:t>
+      </w:r>
+      <w:r>
+        <w:rPr>
+          <w:rFonts w:ascii="Arial" w:eastAsia="Arial" w:hAnsi="Arial" w:cs="Arial"/>
+          <w:color w:val="000000"/>
+          <w:sz w:val="18"/>
+          <w:highlight w:val="lightGray"/>
+        </w:rPr>
+        <w:t xml:space="preserve">: Persons Table -&gt; ID Column: 1, Name_En Column: Motasem Essam] -&gt; </w:t>
+      </w:r>
+      <w:r>
+        <w:rPr>
+          <w:rFonts w:ascii="Arial" w:eastAsia="Arial" w:hAnsi="Arial" w:cs="Arial"/>
+          <w:b/>
+          <w:color w:val="000000"/>
+          <w:sz w:val="18"/>
+          <w:highlight w:val="lightGray"/>
+        </w:rPr>
+        <w:t>From:</w:t>
+      </w:r>
+      <w:r>
+        <w:rPr>
+          <w:rFonts w:ascii="Arial" w:eastAsia="Arial" w:hAnsi="Arial" w:cs="Arial"/>
+          <w:color w:val="000000"/>
+          <w:sz w:val="18"/>
+          <w:highlight w:val="lightGray"/>
+        </w:rPr>
+        <w:t xml:space="preserve"> [Chatgpt (GPT</w:t>
+      </w:r>
+      <w:r>
+        <w:rPr>
+          <w:rFonts w:ascii="Arial" w:eastAsia="Arial" w:hAnsi="Arial" w:cs="Cambria Math"/>
+          <w:color w:val="000000"/>
+          <w:sz w:val="18"/>
+          <w:highlight w:val="lightGray"/>
         </w:rPr>
         <w:t>‑</w:t>
       </w:r>
       <w:r>
         <w:rPr>
-          <w:b/>
-          <w:sz w:val="14"/>
-          <w:szCs w:val="14"/>
-          <w:shd w:val="clear" w:color="auto" w:fill="B7B7B7"/>
-        </w:rPr>
-        <w:t>5 Mini) at [8/14/2025]</w:t>
+          <w:rFonts w:ascii="Arial" w:eastAsia="Arial" w:hAnsi="Arial" w:cs="Arial"/>
+          <w:color w:val="000000"/>
+          <w:sz w:val="18"/>
+          <w:highlight w:val="lightGray"/>
+        </w:rPr>
+        <w:t xml:space="preserve">5 Mini)] </w:t>
+      </w:r>
+      <w:r>
+        <w:rPr>
+          <w:rFonts w:ascii="Arial" w:eastAsia="Arial" w:hAnsi="Arial" w:cs="Arial"/>
+          <w:b/>
+          <w:color w:val="000000"/>
+          <w:sz w:val="18"/>
+          <w:highlight w:val="lightGray"/>
+        </w:rPr>
+        <w:t>on</w:t>
+      </w:r>
+      <w:r>
+        <w:rPr>
+          <w:rFonts w:ascii="Arial" w:eastAsia="Arial" w:hAnsi="Arial"/>
+          <w:sz w:val="18"/>
+          <w:highlight w:val="lightGray"/>
+        </w:rPr>
+        <w:t xml:space="preserve"> [8/14/2025]</w:t>
       </w:r>
     </w:p>
     <w:p>
@@ -153,7 +179,7 @@
     </w:p>
     <w:p>
       <w:r>
-        <w:pict w14:anchorId="2E6092E6">
+        <w:pict w14:anchorId="1E767D3F">
           <v:rect id="_x0000_i1025" style="width:0;height:1.5pt" o:hralign="center" o:hrstd="t" o:hr="t" fillcolor="#a0a0a0" stroked="f"/>
         </w:pict>
       </w:r>
@@ -186,51 +212,77 @@
       </w:pPr>
       <w:r>
         <w:rPr>
-          <w:b/>
-          <w:shd w:val="clear" w:color="auto" w:fill="B7B7B7"/>
-        </w:rPr>
-        <w:t># Source</w:t>
-      </w:r>
-      <w:r>
-        <w:rPr>
-          <w:shd w:val="clear" w:color="auto" w:fill="B7B7B7"/>
-        </w:rPr>
-        <w:t xml:space="preserve">: </w:t>
-      </w:r>
-      <w:r>
-        <w:rPr>
-          <w:b/>
-          <w:shd w:val="clear" w:color="auto" w:fill="B7B7B7"/>
-        </w:rPr>
-        <w:t xml:space="preserve">Chatgpt </w:t>
-      </w:r>
-      <w:r>
-        <w:rPr>
-          <w:b/>
-          <w:sz w:val="14"/>
-          <w:szCs w:val="14"/>
-          <w:shd w:val="clear" w:color="auto" w:fill="B7B7B7"/>
-        </w:rPr>
-        <w:t>(GPT</w:t>
-      </w:r>
-      <w:r>
-        <w:rPr>
-          <w:rFonts w:ascii="Cambria Math" w:hAnsi="Cambria Math" w:cs="Cambria Math"/>
-          <w:b/>
-          <w:sz w:val="14"/>
-          <w:szCs w:val="14"/>
-          <w:shd w:val="clear" w:color="auto" w:fill="B7B7B7"/>
+          <w:rFonts w:ascii="Arial" w:eastAsia="Arial" w:hAnsi="Arial" w:cs="Arial"/>
+          <w:b/>
+          <w:color w:val="000000"/>
+          <w:sz w:val="18"/>
+          <w:highlight w:val="lightGray"/>
+        </w:rPr>
+        <w:t># Source: AI Source: Provided by: [Data Path</w:t>
+      </w:r>
+      <w:r>
+        <w:rPr>
+          <w:rFonts w:ascii="Arial" w:eastAsia="Arial" w:hAnsi="Arial" w:cs="Arial"/>
+          <w:color w:val="000000"/>
+          <w:sz w:val="18"/>
+          <w:highlight w:val="lightGray"/>
+        </w:rPr>
+        <w:t xml:space="preserve">: Persons Table -&gt; ID Column: 1, Name_En Column: Motasem Essam] -&gt; </w:t>
+      </w:r>
+      <w:r>
+        <w:rPr>
+          <w:rFonts w:ascii="Arial" w:eastAsia="Arial" w:hAnsi="Arial" w:cs="Arial"/>
+          <w:b/>
+          <w:color w:val="000000"/>
+          <w:sz w:val="18"/>
+          <w:highlight w:val="lightGray"/>
+        </w:rPr>
+        <w:t>From:</w:t>
+      </w:r>
+      <w:r>
+        <w:rPr>
+          <w:rFonts w:ascii="Arial" w:eastAsia="Arial" w:hAnsi="Arial" w:cs="Arial"/>
+          <w:color w:val="000000"/>
+          <w:sz w:val="18"/>
+          <w:highlight w:val="lightGray"/>
+        </w:rPr>
+        <w:t xml:space="preserve"> [Chatgpt (GPT</w:t>
+      </w:r>
+      <w:r>
+        <w:rPr>
+          <w:rFonts w:ascii="Arial" w:eastAsia="Arial" w:hAnsi="Arial" w:cs="Cambria Math"/>
+          <w:color w:val="000000"/>
+          <w:sz w:val="18"/>
+          <w:highlight w:val="lightGray"/>
         </w:rPr>
         <w:t>‑</w:t>
       </w:r>
       <w:r>
         <w:rPr>
-          <w:b/>
-          <w:sz w:val="14"/>
-          <w:szCs w:val="14"/>
-          <w:shd w:val="clear" w:color="auto" w:fill="B7B7B7"/>
-        </w:rPr>
-        <w:t>5 Mini) at [8/14/2025]</w:t>
+          <w:rFonts w:ascii="Arial" w:eastAsia="Arial" w:hAnsi="Arial" w:cs="Arial"/>
+          <w:color w:val="000000"/>
+          <w:sz w:val="18"/>
+          <w:highlight w:val="lightGray"/>
+        </w:rPr>
+        <w:t xml:space="preserve">5 Mini)] </w:t>
+      </w:r>
+      <w:r>
+        <w:rPr>
+          <w:rFonts w:ascii="Arial" w:eastAsia="Arial" w:hAnsi="Arial" w:cs="Arial"/>
+          <w:b/>
+          <w:color w:val="000000"/>
+          <w:sz w:val="18"/>
+          <w:highlight w:val="lightGray"/>
+        </w:rPr>
+        <w:t>on</w:t>
+      </w:r>
+      <w:r>
+        <w:rPr>
+          <w:rFonts w:ascii="Arial" w:eastAsia="Arial" w:hAnsi="Arial"/>
+          <w:sz w:val="18"/>
+          <w:highlight w:val="lightGray"/>
+        </w:rPr>
+        <w:t xml:space="preserve"> [8/14/2025]</w:t>
       </w:r>
     </w:p>
     <w:p>
@@ -253,7 +305,7 @@
           <w:ilvl w:val="0"/>
           <w:numId w:val="2"/>
         </w:numPr>
-        <w:spacing w:before="240"/>
+        <w:spacing w:before="240" w:after="0" w:line="276" w:lineRule="auto"/>
       </w:pPr>
       <w:r>
         <w:rPr>
@@ -275,6 +327,7 @@
           <w:ilvl w:val="0"/>
           <w:numId w:val="2"/>
         </w:numPr>
+        <w:spacing w:after="0" w:line="276" w:lineRule="auto"/>
       </w:pPr>
       <w:r>
         <w:rPr>
@@ -296,7 +349,7 @@
           <w:ilvl w:val="0"/>
           <w:numId w:val="2"/>
         </w:numPr>
-        <w:spacing w:after="240"/>
+        <w:spacing w:after="240" w:line="276" w:lineRule="auto"/>
       </w:pPr>
       <w:r>
         <w:rPr>
@@ -328,7 +381,7 @@
     </w:p>
     <w:p>
       <w:r>
-        <w:pict w14:anchorId="49F04C8F">
+        <w:pict w14:anchorId="42AF91DC">
           <v:rect id="_x0000_i1026" style="width:0;height:1.5pt" o:hralign="center" o:hrstd="t" o:hr="t" fillcolor="#a0a0a0" stroked="f"/>
         </w:pict>
       </w:r>
@@ -361,51 +414,77 @@
       </w:pPr>
       <w:r>
         <w:rPr>
-          <w:b/>
-          <w:shd w:val="clear" w:color="auto" w:fill="B7B7B7"/>
-        </w:rPr>
-        <w:t># Source</w:t>
-      </w:r>
-      <w:r>
-        <w:rPr>
-          <w:shd w:val="clear" w:color="auto" w:fill="B7B7B7"/>
-        </w:rPr>
-        <w:t xml:space="preserve">: </w:t>
-      </w:r>
-      <w:r>
-        <w:rPr>
-          <w:b/>
-          <w:shd w:val="clear" w:color="auto" w:fill="B7B7B7"/>
-        </w:rPr>
-        <w:t xml:space="preserve">Chatgpt </w:t>
-      </w:r>
-      <w:r>
-        <w:rPr>
-          <w:b/>
-          <w:sz w:val="14"/>
-          <w:szCs w:val="14"/>
-          <w:shd w:val="clear" w:color="auto" w:fill="B7B7B7"/>
-        </w:rPr>
-        <w:t>(GPT</w:t>
-      </w:r>
-      <w:r>
-        <w:rPr>
-          <w:rFonts w:ascii="Cambria Math" w:hAnsi="Cambria Math" w:cs="Cambria Math"/>
-          <w:b/>
-          <w:sz w:val="14"/>
-          <w:szCs w:val="14"/>
-          <w:shd w:val="clear" w:color="auto" w:fill="B7B7B7"/>
+          <w:rFonts w:ascii="Arial" w:eastAsia="Arial" w:hAnsi="Arial" w:cs="Arial"/>
+          <w:b/>
+          <w:color w:val="000000"/>
+          <w:sz w:val="18"/>
+          <w:highlight w:val="lightGray"/>
+        </w:rPr>
+        <w:t># Source: AI Source: Provided by: [Data Path</w:t>
+      </w:r>
+      <w:r>
+        <w:rPr>
+          <w:rFonts w:ascii="Arial" w:eastAsia="Arial" w:hAnsi="Arial" w:cs="Arial"/>
+          <w:color w:val="000000"/>
+          <w:sz w:val="18"/>
+          <w:highlight w:val="lightGray"/>
+        </w:rPr>
+        <w:t xml:space="preserve">: Persons Table -&gt; ID Column: 1, Name_En Column: Motasem Essam] -&gt; </w:t>
+      </w:r>
+      <w:r>
+        <w:rPr>
+          <w:rFonts w:ascii="Arial" w:eastAsia="Arial" w:hAnsi="Arial" w:cs="Arial"/>
+          <w:b/>
+          <w:color w:val="000000"/>
+          <w:sz w:val="18"/>
+          <w:highlight w:val="lightGray"/>
+        </w:rPr>
+        <w:t>From:</w:t>
+      </w:r>
+      <w:r>
+        <w:rPr>
+          <w:rFonts w:ascii="Arial" w:eastAsia="Arial" w:hAnsi="Arial" w:cs="Arial"/>
+          <w:color w:val="000000"/>
+          <w:sz w:val="18"/>
+          <w:highlight w:val="lightGray"/>
+        </w:rPr>
+        <w:t xml:space="preserve"> [Chatgpt (GPT</w:t>
+      </w:r>
+      <w:r>
+        <w:rPr>
+          <w:rFonts w:ascii="Arial" w:eastAsia="Arial" w:hAnsi="Arial" w:cs="Cambria Math"/>
+          <w:color w:val="000000"/>
+          <w:sz w:val="18"/>
+          <w:highlight w:val="lightGray"/>
         </w:rPr>
         <w:t>‑</w:t>
       </w:r>
       <w:r>
         <w:rPr>
-          <w:b/>
-          <w:sz w:val="14"/>
-          <w:szCs w:val="14"/>
-          <w:shd w:val="clear" w:color="auto" w:fill="B7B7B7"/>
-        </w:rPr>
-        <w:t>5 Mini) at [8/14/2025]</w:t>
+          <w:rFonts w:ascii="Arial" w:eastAsia="Arial" w:hAnsi="Arial" w:cs="Arial"/>
+          <w:color w:val="000000"/>
+          <w:sz w:val="18"/>
+          <w:highlight w:val="lightGray"/>
+        </w:rPr>
+        <w:t xml:space="preserve">5 Mini)] </w:t>
+      </w:r>
+      <w:r>
+        <w:rPr>
+          <w:rFonts w:ascii="Arial" w:eastAsia="Arial" w:hAnsi="Arial" w:cs="Arial"/>
+          <w:b/>
+          <w:color w:val="000000"/>
+          <w:sz w:val="18"/>
+          <w:highlight w:val="lightGray"/>
+        </w:rPr>
+        <w:t>on</w:t>
+      </w:r>
+      <w:r>
+        <w:rPr>
+          <w:rFonts w:ascii="Arial" w:eastAsia="Arial" w:hAnsi="Arial"/>
+          <w:sz w:val="18"/>
+          <w:highlight w:val="lightGray"/>
+        </w:rPr>
+        <w:t xml:space="preserve"> [8/14/2025]</w:t>
       </w:r>
     </w:p>
     <w:p>
@@ -414,7 +493,7 @@
           <w:ilvl w:val="0"/>
           <w:numId w:val="5"/>
         </w:numPr>
-        <w:spacing w:before="240"/>
+        <w:spacing w:before="240" w:after="0" w:line="276" w:lineRule="auto"/>
       </w:pPr>
       <w:r>
         <w:rPr>
@@ -442,13 +521,13 @@
           <w:ilvl w:val="0"/>
           <w:numId w:val="5"/>
         </w:numPr>
-      </w:pPr>
-      <w:r>
-        <w:rPr>
-          <w:rFonts w:ascii="Roboto Mono" w:eastAsia="Roboto Mono" w:hAnsi="Roboto Mono" w:cs="Roboto Mono"/>
-          <w:b/>
-        </w:rPr>
-        <w:lastRenderedPageBreak/>
+        <w:spacing w:after="0" w:line="276" w:lineRule="auto"/>
+      </w:pPr>
+      <w:r>
+        <w:rPr>
+          <w:rFonts w:ascii="Roboto Mono" w:eastAsia="Roboto Mono" w:hAnsi="Roboto Mono" w:cs="Roboto Mono"/>
+          <w:b/>
+        </w:rPr>
         <w:t>Enhancements</w:t>
       </w:r>
       <w:r>
@@ -470,6 +549,7 @@
           <w:ilvl w:val="0"/>
           <w:numId w:val="5"/>
         </w:numPr>
+        <w:spacing w:after="0" w:line="276" w:lineRule="auto"/>
       </w:pPr>
       <w:r>
         <w:rPr>
@@ -497,6 +577,7 @@
           <w:ilvl w:val="0"/>
           <w:numId w:val="5"/>
         </w:numPr>
+        <w:spacing w:after="0" w:line="276" w:lineRule="auto"/>
       </w:pPr>
       <w:r>
         <w:rPr>
@@ -524,7 +605,7 @@
           <w:ilvl w:val="0"/>
           <w:numId w:val="5"/>
         </w:numPr>
-        <w:spacing w:after="240"/>
+        <w:spacing w:after="240" w:line="276" w:lineRule="auto"/>
       </w:pPr>
       <w:r>
         <w:rPr>
@@ -545,7 +626,7 @@
     </w:p>
     <w:p>
       <w:r>
-        <w:pict w14:anchorId="22B5DCF9">
+        <w:pict w14:anchorId="647B72B2">
           <v:rect id="_x0000_i1027" style="width:0;height:1.5pt" o:hralign="center" o:hrstd="t" o:hr="t" fillcolor="#a0a0a0" stroked="f"/>
         </w:pict>
       </w:r>
@@ -578,51 +659,77 @@
       </w:pPr>
       <w:r>
         <w:rPr>
-          <w:b/>
-          <w:shd w:val="clear" w:color="auto" w:fill="B7B7B7"/>
-        </w:rPr>
-        <w:t># Source</w:t>
-      </w:r>
-      <w:r>
-        <w:rPr>
-          <w:shd w:val="clear" w:color="auto" w:fill="B7B7B7"/>
-        </w:rPr>
-        <w:t xml:space="preserve">: </w:t>
-      </w:r>
-      <w:r>
-        <w:rPr>
-          <w:b/>
-          <w:shd w:val="clear" w:color="auto" w:fill="B7B7B7"/>
-        </w:rPr>
-        <w:t xml:space="preserve">Chatgpt </w:t>
-      </w:r>
-      <w:r>
-        <w:rPr>
-          <w:b/>
-          <w:sz w:val="14"/>
-          <w:szCs w:val="14"/>
-          <w:shd w:val="clear" w:color="auto" w:fill="B7B7B7"/>
-        </w:rPr>
-        <w:t>(GPT</w:t>
-      </w:r>
-      <w:r>
-        <w:rPr>
-          <w:rFonts w:ascii="Cambria Math" w:hAnsi="Cambria Math" w:cs="Cambria Math"/>
-          <w:b/>
-          <w:sz w:val="14"/>
-          <w:szCs w:val="14"/>
-          <w:shd w:val="clear" w:color="auto" w:fill="B7B7B7"/>
+          <w:rFonts w:ascii="Arial" w:eastAsia="Arial" w:hAnsi="Arial" w:cs="Arial"/>
+          <w:b/>
+          <w:color w:val="000000"/>
+          <w:sz w:val="18"/>
+          <w:highlight w:val="lightGray"/>
+        </w:rPr>
+        <w:t># Source: AI Source: Provided by: [Data Path</w:t>
+      </w:r>
+      <w:r>
+        <w:rPr>
+          <w:rFonts w:ascii="Arial" w:eastAsia="Arial" w:hAnsi="Arial" w:cs="Arial"/>
+          <w:color w:val="000000"/>
+          <w:sz w:val="18"/>
+          <w:highlight w:val="lightGray"/>
+        </w:rPr>
+        <w:t xml:space="preserve">: Persons Table -&gt; ID Column: 1, Name_En Column: Motasem Essam] -&gt; </w:t>
+      </w:r>
+      <w:r>
+        <w:rPr>
+          <w:rFonts w:ascii="Arial" w:eastAsia="Arial" w:hAnsi="Arial" w:cs="Arial"/>
+          <w:b/>
+          <w:color w:val="000000"/>
+          <w:sz w:val="18"/>
+          <w:highlight w:val="lightGray"/>
+        </w:rPr>
+        <w:t>From:</w:t>
+      </w:r>
+      <w:r>
+        <w:rPr>
+          <w:rFonts w:ascii="Arial" w:eastAsia="Arial" w:hAnsi="Arial" w:cs="Arial"/>
+          <w:color w:val="000000"/>
+          <w:sz w:val="18"/>
+          <w:highlight w:val="lightGray"/>
+        </w:rPr>
+        <w:t xml:space="preserve"> [Chatgpt (GPT</w:t>
+      </w:r>
+      <w:r>
+        <w:rPr>
+          <w:rFonts w:ascii="Arial" w:eastAsia="Arial" w:hAnsi="Arial" w:cs="Cambria Math"/>
+          <w:color w:val="000000"/>
+          <w:sz w:val="18"/>
+          <w:highlight w:val="lightGray"/>
         </w:rPr>
         <w:t>‑</w:t>
       </w:r>
       <w:r>
         <w:rPr>
-          <w:b/>
-          <w:sz w:val="14"/>
-          <w:szCs w:val="14"/>
-          <w:shd w:val="clear" w:color="auto" w:fill="B7B7B7"/>
-        </w:rPr>
-        <w:t>5 Mini) at [8/14/2025]</w:t>
+          <w:rFonts w:ascii="Arial" w:eastAsia="Arial" w:hAnsi="Arial" w:cs="Arial"/>
+          <w:color w:val="000000"/>
+          <w:sz w:val="18"/>
+          <w:highlight w:val="lightGray"/>
+        </w:rPr>
+        <w:t xml:space="preserve">5 Mini)] </w:t>
+      </w:r>
+      <w:r>
+        <w:rPr>
+          <w:rFonts w:ascii="Arial" w:eastAsia="Arial" w:hAnsi="Arial" w:cs="Arial"/>
+          <w:b/>
+          <w:color w:val="000000"/>
+          <w:sz w:val="18"/>
+          <w:highlight w:val="lightGray"/>
+        </w:rPr>
+        <w:t>on</w:t>
+      </w:r>
+      <w:r>
+        <w:rPr>
+          <w:rFonts w:ascii="Arial" w:eastAsia="Arial" w:hAnsi="Arial"/>
+          <w:sz w:val="18"/>
+          <w:highlight w:val="lightGray"/>
+        </w:rPr>
+        <w:t xml:space="preserve"> [8/14/2025]</w:t>
       </w:r>
     </w:p>
     <w:p>
@@ -631,7 +738,7 @@
           <w:ilvl w:val="0"/>
           <w:numId w:val="4"/>
         </w:numPr>
-        <w:spacing w:before="240"/>
+        <w:spacing w:before="240" w:after="0" w:line="276" w:lineRule="auto"/>
         <w:rPr>
           <w:rFonts w:ascii="Roboto Mono" w:eastAsia="Roboto Mono" w:hAnsi="Roboto Mono" w:cs="Roboto Mono"/>
         </w:rPr>
@@ -657,6 +764,7 @@
           <w:ilvl w:val="1"/>
           <w:numId w:val="4"/>
         </w:numPr>
+        <w:spacing w:after="0" w:line="276" w:lineRule="auto"/>
         <w:rPr>
           <w:rFonts w:ascii="Roboto Mono" w:eastAsia="Roboto Mono" w:hAnsi="Roboto Mono" w:cs="Roboto Mono"/>
         </w:rPr>
@@ -680,6 +788,7 @@
           <w:ilvl w:val="0"/>
           <w:numId w:val="4"/>
         </w:numPr>
+        <w:spacing w:after="0" w:line="276" w:lineRule="auto"/>
         <w:rPr>
           <w:rFonts w:ascii="Roboto Mono" w:eastAsia="Roboto Mono" w:hAnsi="Roboto Mono" w:cs="Roboto Mono"/>
         </w:rPr>
@@ -705,6 +814,7 @@
           <w:ilvl w:val="1"/>
           <w:numId w:val="4"/>
         </w:numPr>
+        <w:spacing w:after="0" w:line="276" w:lineRule="auto"/>
         <w:rPr>
           <w:rFonts w:ascii="Roboto Mono" w:eastAsia="Roboto Mono" w:hAnsi="Roboto Mono" w:cs="Roboto Mono"/>
         </w:rPr>
@@ -728,6 +838,7 @@
           <w:ilvl w:val="0"/>
           <w:numId w:val="4"/>
         </w:numPr>
+        <w:spacing w:after="0" w:line="276" w:lineRule="auto"/>
         <w:rPr>
           <w:rFonts w:ascii="Roboto Mono" w:eastAsia="Roboto Mono" w:hAnsi="Roboto Mono" w:cs="Roboto Mono"/>
         </w:rPr>
@@ -753,7 +864,7 @@
           <w:ilvl w:val="1"/>
           <w:numId w:val="4"/>
         </w:numPr>
-        <w:spacing w:after="240"/>
+        <w:spacing w:after="240" w:line="276" w:lineRule="auto"/>
       </w:pPr>
       <w:r>
         <w:rPr>
@@ -767,7 +878,7 @@
     </w:p>
     <w:p>
       <w:r>
-        <w:pict w14:anchorId="35EAF9D3">
+        <w:pict w14:anchorId="6EEC0555">
           <v:rect id="_x0000_i1028" style="width:0;height:1.5pt" o:hralign="center" o:hrstd="t" o:hr="t" fillcolor="#a0a0a0" stroked="f"/>
         </w:pict>
       </w:r>
@@ -800,51 +911,77 @@
       </w:pPr>
       <w:r>
         <w:rPr>
-          <w:b/>
-          <w:shd w:val="clear" w:color="auto" w:fill="B7B7B7"/>
-        </w:rPr>
-        <w:t># Source</w:t>
-      </w:r>
-      <w:r>
-        <w:rPr>
-          <w:shd w:val="clear" w:color="auto" w:fill="B7B7B7"/>
-        </w:rPr>
-        <w:t xml:space="preserve">: </w:t>
-      </w:r>
-      <w:r>
-        <w:rPr>
-          <w:b/>
-          <w:shd w:val="clear" w:color="auto" w:fill="B7B7B7"/>
-        </w:rPr>
-        <w:t xml:space="preserve">Chatgpt </w:t>
-      </w:r>
-      <w:r>
-        <w:rPr>
-          <w:b/>
-          <w:sz w:val="14"/>
-          <w:szCs w:val="14"/>
-          <w:shd w:val="clear" w:color="auto" w:fill="B7B7B7"/>
-        </w:rPr>
-        <w:t>(GPT</w:t>
-      </w:r>
-      <w:r>
-        <w:rPr>
-          <w:rFonts w:ascii="Cambria Math" w:hAnsi="Cambria Math" w:cs="Cambria Math"/>
-          <w:b/>
-          <w:sz w:val="14"/>
-          <w:szCs w:val="14"/>
-          <w:shd w:val="clear" w:color="auto" w:fill="B7B7B7"/>
+          <w:rFonts w:ascii="Arial" w:eastAsia="Arial" w:hAnsi="Arial" w:cs="Arial"/>
+          <w:b/>
+          <w:color w:val="000000"/>
+          <w:sz w:val="18"/>
+          <w:highlight w:val="lightGray"/>
+        </w:rPr>
+        <w:t># Source: AI Source: Provided by: [Data Path</w:t>
+      </w:r>
+      <w:r>
+        <w:rPr>
+          <w:rFonts w:ascii="Arial" w:eastAsia="Arial" w:hAnsi="Arial" w:cs="Arial"/>
+          <w:color w:val="000000"/>
+          <w:sz w:val="18"/>
+          <w:highlight w:val="lightGray"/>
+        </w:rPr>
+        <w:t xml:space="preserve">: Persons Table -&gt; ID Column: 1, Name_En Column: Motasem Essam] -&gt; </w:t>
+      </w:r>
+      <w:r>
+        <w:rPr>
+          <w:rFonts w:ascii="Arial" w:eastAsia="Arial" w:hAnsi="Arial" w:cs="Arial"/>
+          <w:b/>
+          <w:color w:val="000000"/>
+          <w:sz w:val="18"/>
+          <w:highlight w:val="lightGray"/>
+        </w:rPr>
+        <w:t>From:</w:t>
+      </w:r>
+      <w:r>
+        <w:rPr>
+          <w:rFonts w:ascii="Arial" w:eastAsia="Arial" w:hAnsi="Arial" w:cs="Arial"/>
+          <w:color w:val="000000"/>
+          <w:sz w:val="18"/>
+          <w:highlight w:val="lightGray"/>
+        </w:rPr>
+        <w:t xml:space="preserve"> [Chatgpt (GPT</w:t>
+      </w:r>
+      <w:r>
+        <w:rPr>
+          <w:rFonts w:ascii="Arial" w:eastAsia="Arial" w:hAnsi="Arial" w:cs="Cambria Math"/>
+          <w:color w:val="000000"/>
+          <w:sz w:val="18"/>
+          <w:highlight w:val="lightGray"/>
         </w:rPr>
         <w:t>‑</w:t>
       </w:r>
       <w:r>
         <w:rPr>
-          <w:b/>
-          <w:sz w:val="14"/>
-          <w:szCs w:val="14"/>
-          <w:shd w:val="clear" w:color="auto" w:fill="B7B7B7"/>
-        </w:rPr>
-        <w:t>5 Mini) at [8/14/2025]</w:t>
+          <w:rFonts w:ascii="Arial" w:eastAsia="Arial" w:hAnsi="Arial" w:cs="Arial"/>
+          <w:color w:val="000000"/>
+          <w:sz w:val="18"/>
+          <w:highlight w:val="lightGray"/>
+        </w:rPr>
+        <w:t xml:space="preserve">5 Mini)] </w:t>
+      </w:r>
+      <w:r>
+        <w:rPr>
+          <w:rFonts w:ascii="Arial" w:eastAsia="Arial" w:hAnsi="Arial" w:cs="Arial"/>
+          <w:b/>
+          <w:color w:val="000000"/>
+          <w:sz w:val="18"/>
+          <w:highlight w:val="lightGray"/>
+        </w:rPr>
+        <w:t>on</w:t>
+      </w:r>
+      <w:r>
+        <w:rPr>
+          <w:rFonts w:ascii="Arial" w:eastAsia="Arial" w:hAnsi="Arial"/>
+          <w:sz w:val="18"/>
+          <w:highlight w:val="lightGray"/>
+        </w:rPr>
+        <w:t xml:space="preserve"> [8/14/2025]</w:t>
       </w:r>
     </w:p>
     <w:p>
@@ -853,13 +990,12 @@
           <w:ilvl w:val="0"/>
           <w:numId w:val="3"/>
         </w:numPr>
-        <w:spacing w:before="240"/>
-      </w:pPr>
-      <w:r>
-        <w:rPr>
-          <w:rFonts w:ascii="Roboto Mono" w:eastAsia="Roboto Mono" w:hAnsi="Roboto Mono" w:cs="Roboto Mono"/>
-        </w:rPr>
-        <w:lastRenderedPageBreak/>
+        <w:spacing w:before="240" w:after="0" w:line="276" w:lineRule="auto"/>
+      </w:pPr>
+      <w:r>
+        <w:rPr>
+          <w:rFonts w:ascii="Roboto Mono" w:eastAsia="Roboto Mono" w:hAnsi="Roboto Mono" w:cs="Roboto Mono"/>
+        </w:rPr>
         <w:t xml:space="preserve">A </w:t>
       </w:r>
       <w:r>
@@ -888,6 +1024,7 @@
           <w:ilvl w:val="0"/>
           <w:numId w:val="3"/>
         </w:numPr>
+        <w:spacing w:after="0" w:line="276" w:lineRule="auto"/>
         <w:rPr>
           <w:rFonts w:ascii="Roboto Mono" w:eastAsia="Roboto Mono" w:hAnsi="Roboto Mono" w:cs="Roboto Mono"/>
         </w:rPr>
@@ -911,6 +1048,7 @@
           <w:ilvl w:val="1"/>
           <w:numId w:val="3"/>
         </w:numPr>
+        <w:spacing w:after="0" w:line="276" w:lineRule="auto"/>
         <w:rPr>
           <w:rFonts w:ascii="Roboto Mono" w:eastAsia="Roboto Mono" w:hAnsi="Roboto Mono" w:cs="Roboto Mono"/>
         </w:rPr>
@@ -934,6 +1072,7 @@
           <w:ilvl w:val="1"/>
           <w:numId w:val="3"/>
         </w:numPr>
+        <w:spacing w:after="0" w:line="276" w:lineRule="auto"/>
         <w:rPr>
           <w:rFonts w:ascii="Roboto Mono" w:eastAsia="Roboto Mono" w:hAnsi="Roboto Mono" w:cs="Roboto Mono"/>
         </w:rPr>
@@ -957,6 +1096,7 @@
           <w:ilvl w:val="1"/>
           <w:numId w:val="3"/>
         </w:numPr>
+        <w:spacing w:after="0" w:line="276" w:lineRule="auto"/>
         <w:rPr>
           <w:rFonts w:ascii="Roboto Mono" w:eastAsia="Roboto Mono" w:hAnsi="Roboto Mono" w:cs="Roboto Mono"/>
         </w:rPr>
@@ -980,7 +1120,7 @@
           <w:ilvl w:val="1"/>
           <w:numId w:val="3"/>
         </w:numPr>
-        <w:spacing w:after="240"/>
+        <w:spacing w:after="240" w:line="276" w:lineRule="auto"/>
         <w:rPr>
           <w:rFonts w:ascii="Roboto Mono" w:eastAsia="Roboto Mono" w:hAnsi="Roboto Mono" w:cs="Roboto Mono"/>
         </w:rPr>
@@ -1000,7 +1140,7 @@
     </w:p>
     <w:p>
       <w:r>
-        <w:pict w14:anchorId="127EE46E">
+        <w:pict w14:anchorId="6F957294">
           <v:rect id="_x0000_i1029" style="width:0;height:1.5pt" o:hralign="center" o:hrstd="t" o:hr="t" fillcolor="#a0a0a0" stroked="f"/>
         </w:pict>
       </w:r>
@@ -1033,51 +1173,77 @@
       </w:pPr>
       <w:r>
         <w:rPr>
-          <w:b/>
-          <w:shd w:val="clear" w:color="auto" w:fill="B7B7B7"/>
-        </w:rPr>
-        <w:t># Source</w:t>
-      </w:r>
-      <w:r>
-        <w:rPr>
-          <w:shd w:val="clear" w:color="auto" w:fill="B7B7B7"/>
-        </w:rPr>
-        <w:t xml:space="preserve">: </w:t>
-      </w:r>
-      <w:r>
-        <w:rPr>
-          <w:b/>
-          <w:shd w:val="clear" w:color="auto" w:fill="B7B7B7"/>
-        </w:rPr>
-        <w:t xml:space="preserve">Chatgpt </w:t>
-      </w:r>
-      <w:r>
-        <w:rPr>
-          <w:b/>
-          <w:sz w:val="14"/>
-          <w:szCs w:val="14"/>
-          <w:shd w:val="clear" w:color="auto" w:fill="B7B7B7"/>
-        </w:rPr>
-        <w:t>(GPT</w:t>
-      </w:r>
-      <w:r>
-        <w:rPr>
-          <w:rFonts w:ascii="Cambria Math" w:hAnsi="Cambria Math" w:cs="Cambria Math"/>
-          <w:b/>
-          <w:sz w:val="14"/>
-          <w:szCs w:val="14"/>
-          <w:shd w:val="clear" w:color="auto" w:fill="B7B7B7"/>
+          <w:rFonts w:ascii="Arial" w:eastAsia="Arial" w:hAnsi="Arial" w:cs="Arial"/>
+          <w:b/>
+          <w:color w:val="000000"/>
+          <w:sz w:val="18"/>
+          <w:highlight w:val="lightGray"/>
+        </w:rPr>
+        <w:t># Source: AI Source: Provided by: [Data Path</w:t>
+      </w:r>
+      <w:r>
+        <w:rPr>
+          <w:rFonts w:ascii="Arial" w:eastAsia="Arial" w:hAnsi="Arial" w:cs="Arial"/>
+          <w:color w:val="000000"/>
+          <w:sz w:val="18"/>
+          <w:highlight w:val="lightGray"/>
+        </w:rPr>
+        <w:t xml:space="preserve">: Persons Table -&gt; ID Column: 1, Name_En Column: Motasem Essam] -&gt; </w:t>
+      </w:r>
+      <w:r>
+        <w:rPr>
+          <w:rFonts w:ascii="Arial" w:eastAsia="Arial" w:hAnsi="Arial" w:cs="Arial"/>
+          <w:b/>
+          <w:color w:val="000000"/>
+          <w:sz w:val="18"/>
+          <w:highlight w:val="lightGray"/>
+        </w:rPr>
+        <w:t>From:</w:t>
+      </w:r>
+      <w:r>
+        <w:rPr>
+          <w:rFonts w:ascii="Arial" w:eastAsia="Arial" w:hAnsi="Arial" w:cs="Arial"/>
+          <w:color w:val="000000"/>
+          <w:sz w:val="18"/>
+          <w:highlight w:val="lightGray"/>
+        </w:rPr>
+        <w:t xml:space="preserve"> [Chatgpt (GPT</w:t>
+      </w:r>
+      <w:r>
+        <w:rPr>
+          <w:rFonts w:ascii="Arial" w:eastAsia="Arial" w:hAnsi="Arial" w:cs="Cambria Math"/>
+          <w:color w:val="000000"/>
+          <w:sz w:val="18"/>
+          <w:highlight w:val="lightGray"/>
         </w:rPr>
         <w:t>‑</w:t>
       </w:r>
       <w:r>
         <w:rPr>
-          <w:b/>
-          <w:sz w:val="14"/>
-          <w:szCs w:val="14"/>
-          <w:shd w:val="clear" w:color="auto" w:fill="B7B7B7"/>
-        </w:rPr>
-        <w:t>5 Mini) at [8/14/2025]</w:t>
+          <w:rFonts w:ascii="Arial" w:eastAsia="Arial" w:hAnsi="Arial" w:cs="Arial"/>
+          <w:color w:val="000000"/>
+          <w:sz w:val="18"/>
+          <w:highlight w:val="lightGray"/>
+        </w:rPr>
+        <w:t xml:space="preserve">5 Mini)] </w:t>
+      </w:r>
+      <w:r>
+        <w:rPr>
+          <w:rFonts w:ascii="Arial" w:eastAsia="Arial" w:hAnsi="Arial" w:cs="Arial"/>
+          <w:b/>
+          <w:color w:val="000000"/>
+          <w:sz w:val="18"/>
+          <w:highlight w:val="lightGray"/>
+        </w:rPr>
+        <w:t>on</w:t>
+      </w:r>
+      <w:r>
+        <w:rPr>
+          <w:rFonts w:ascii="Arial" w:eastAsia="Arial" w:hAnsi="Arial"/>
+          <w:sz w:val="18"/>
+          <w:highlight w:val="lightGray"/>
+        </w:rPr>
+        <w:t xml:space="preserve"> [8/14/2025]</w:t>
       </w:r>
     </w:p>
     <w:p>
@@ -1086,7 +1252,7 @@
           <w:ilvl w:val="0"/>
           <w:numId w:val="1"/>
         </w:numPr>
-        <w:spacing w:before="240"/>
+        <w:spacing w:before="240" w:after="0" w:line="276" w:lineRule="auto"/>
       </w:pPr>
       <w:r>
         <w:rPr>
@@ -1120,6 +1286,7 @@
           <w:ilvl w:val="0"/>
           <w:numId w:val="1"/>
         </w:numPr>
+        <w:spacing w:after="0" w:line="276" w:lineRule="auto"/>
       </w:pPr>
       <w:r>
         <w:rPr>
@@ -1153,6 +1320,7 @@
           <w:ilvl w:val="0"/>
           <w:numId w:val="1"/>
         </w:numPr>
+        <w:spacing w:after="0" w:line="276" w:lineRule="auto"/>
       </w:pPr>
       <w:r>
         <w:rPr>
@@ -1199,7 +1367,7 @@
           <w:ilvl w:val="0"/>
           <w:numId w:val="1"/>
         </w:numPr>
-        <w:spacing w:after="240"/>
+        <w:spacing w:after="240" w:line="276" w:lineRule="auto"/>
       </w:pPr>
       <w:r>
         <w:rPr>
@@ -1213,18 +1381,19 @@
     </w:p>
     <w:p>
       <w:r>
-        <w:pict w14:anchorId="290DFC18">
+        <w:pict w14:anchorId="53599CC3">
           <v:rect id="_x0000_i1030" style="width:0;height:1.5pt" o:hralign="center" o:hrstd="t" o:hr="t" fillcolor="#a0a0a0" stroked="f"/>
         </w:pict>
       </w:r>
     </w:p>
+    <w:p/>
     <w:p/>
     <w:p/>
     <w:sectPr>
       <w:pgSz w:w="12240" w:h="15840"/>
       <w:pgMar w:top="1440" w:right="1440" w:bottom="1440" w:left="1440" w:header="720" w:footer="720" w:gutter="0"/>
-      <w:pgNumType w:start="1"/>
       <w:cols w:space="720"/>
+      <w:docGrid w:linePitch="360"/>
     </w:sectPr>
   </w:body>
 </w:document>
@@ -2215,18 +2384,6 @@
   <w:style w:type="paragraph" w:default="1" w:styleId="Normal">
     <w:name w:val="Normal"/>
     <w:qFormat/>
-    <w:rsid w:val="006018BC"/>
-    <w:pPr>
-      <w:spacing w:after="0" w:line="276" w:lineRule="auto"/>
-    </w:pPr>
-    <w:rPr>
-      <w:rFonts w:ascii="Arial" w:eastAsia="Arial" w:hAnsi="Arial" w:cs="Arial"/>
-      <w:kern w:val="0"/>
-      <w:sz w:val="22"/>
-      <w:szCs w:val="22"/>
-      <w:lang w:val="en"/>
-      <w14:ligatures w14:val="none"/>
-    </w:rPr>
   </w:style>
   <w:style w:type="paragraph" w:styleId="Heading1">
     <w:name w:val="heading 1"/>
@@ -2235,7 +2392,7 @@
     <w:link w:val="Heading1Char"/>
     <w:uiPriority w:val="9"/>
     <w:qFormat/>
-    <w:rsid w:val="00697C89"/>
+    <w:rsid w:val="007A38A0"/>
     <w:pPr>
       <w:keepNext/>
       <w:keepLines/>
@@ -2257,7 +2414,7 @@
     <w:uiPriority w:val="9"/>
     <w:unhideWhenUsed/>
     <w:qFormat/>
-    <w:rsid w:val="00697C89"/>
+    <w:rsid w:val="007A38A0"/>
     <w:pPr>
       <w:keepNext/>
       <w:keepLines/>
@@ -2280,7 +2437,7 @@
     <w:semiHidden/>
     <w:unhideWhenUsed/>
     <w:qFormat/>
-    <w:rsid w:val="00697C89"/>
+    <w:rsid w:val="007A38A0"/>
     <w:pPr>
       <w:keepNext/>
       <w:keepLines/>
@@ -2303,7 +2460,7 @@
     <w:semiHidden/>
     <w:unhideWhenUsed/>
     <w:qFormat/>
-    <w:rsid w:val="00697C89"/>
+    <w:rsid w:val="007A38A0"/>
     <w:pPr>
       <w:keepNext/>
       <w:keepLines/>
@@ -2326,7 +2483,7 @@
     <w:semiHidden/>
     <w:unhideWhenUsed/>
     <w:qFormat/>
-    <w:rsid w:val="00697C89"/>
+    <w:rsid w:val="007A38A0"/>
     <w:pPr>
       <w:keepNext/>
       <w:keepLines/>
@@ -2347,11 +2504,11 @@
     <w:semiHidden/>
     <w:unhideWhenUsed/>
     <w:qFormat/>
-    <w:rsid w:val="00697C89"/>
+    <w:rsid w:val="007A38A0"/>
     <w:pPr>
       <w:keepNext/>
       <w:keepLines/>
-      <w:spacing w:before="40"/>
+      <w:spacing w:before="40" w:after="0"/>
       <w:outlineLvl w:val="5"/>
     </w:pPr>
     <w:rPr>
@@ -2370,11 +2527,11 @@
     <w:semiHidden/>
     <w:unhideWhenUsed/>
     <w:qFormat/>
-    <w:rsid w:val="00697C89"/>
+    <w:rsid w:val="007A38A0"/>
     <w:pPr>
       <w:keepNext/>
       <w:keepLines/>
-      <w:spacing w:before="40"/>
+      <w:spacing w:before="40" w:after="0"/>
       <w:outlineLvl w:val="6"/>
     </w:pPr>
     <w:rPr>
@@ -2391,10 +2548,11 @@
     <w:semiHidden/>
     <w:unhideWhenUsed/>
     <w:qFormat/>
-    <w:rsid w:val="00697C89"/>
+    <w:rsid w:val="007A38A0"/>
     <w:pPr>
       <w:keepNext/>
       <w:keepLines/>
+      <w:spacing w:after="0"/>
       <w:outlineLvl w:val="7"/>
     </w:pPr>
     <w:rPr>
@@ -2413,10 +2571,11 @@
     <w:semiHidden/>
     <w:unhideWhenUsed/>
     <w:qFormat/>
-    <w:rsid w:val="00697C89"/>
+    <w:rsid w:val="007A38A0"/>
     <w:pPr>
       <w:keepNext/>
       <w:keepLines/>
+      <w:spacing w:after="0"/>
       <w:outlineLvl w:val="8"/>
     </w:pPr>
     <w:rPr>
@@ -2456,7 +2615,7 @@
     <w:basedOn w:val="DefaultParagraphFont"/>
     <w:link w:val="Heading1"/>
     <w:uiPriority w:val="9"/>
-    <w:rsid w:val="00697C89"/>
+    <w:rsid w:val="007A38A0"/>
     <w:rPr>
       <w:rFonts w:asciiTheme="majorHAnsi" w:eastAsiaTheme="majorEastAsia" w:hAnsiTheme="majorHAnsi" w:cstheme="majorBidi"/>
       <w:color w:val="2F5496" w:themeColor="accent1" w:themeShade="BF"/>
@@ -2469,7 +2628,7 @@
     <w:basedOn w:val="DefaultParagraphFont"/>
     <w:link w:val="Heading2"/>
     <w:uiPriority w:val="9"/>
-    <w:rsid w:val="00697C89"/>
+    <w:rsid w:val="007A38A0"/>
     <w:rPr>
       <w:rFonts w:asciiTheme="majorHAnsi" w:eastAsiaTheme="majorEastAsia" w:hAnsiTheme="majorHAnsi" w:cstheme="majorBidi"/>
       <w:color w:val="2F5496" w:themeColor="accent1" w:themeShade="BF"/>
@@ -2483,7 +2642,7 @@
     <w:link w:val="Heading3"/>
     <w:uiPriority w:val="9"/>
     <w:semiHidden/>
-    <w:rsid w:val="00697C89"/>
+    <w:rsid w:val="007A38A0"/>
     <w:rPr>
       <w:rFonts w:eastAsiaTheme="majorEastAsia" w:cstheme="majorBidi"/>
       <w:color w:val="2F5496" w:themeColor="accent1" w:themeShade="BF"/>
@@ -2497,7 +2656,7 @@
     <w:link w:val="Heading4"/>
     <w:uiPriority w:val="9"/>
     <w:semiHidden/>
-    <w:rsid w:val="00697C89"/>
+    <w:rsid w:val="007A38A0"/>
     <w:rPr>
       <w:rFonts w:eastAsiaTheme="majorEastAsia" w:cstheme="majorBidi"/>
       <w:i/>
@@ -2511,7 +2670,7 @@
     <w:link w:val="Heading5"/>
     <w:uiPriority w:val="9"/>
     <w:semiHidden/>
-    <w:rsid w:val="00697C89"/>
+    <w:rsid w:val="007A38A0"/>
     <w:rPr>
       <w:rFonts w:eastAsiaTheme="majorEastAsia" w:cstheme="majorBidi"/>
       <w:color w:val="2F5496" w:themeColor="accent1" w:themeShade="BF"/>
@@ -2523,7 +2682,7 @@
     <w:link w:val="Heading6"/>
     <w:uiPriority w:val="9"/>
     <w:semiHidden/>
-    <w:rsid w:val="00697C89"/>
+    <w:rsid w:val="007A38A0"/>
     <w:rPr>
       <w:rFonts w:eastAsiaTheme="majorEastAsia" w:cstheme="majorBidi"/>
       <w:i/>
@@ -2537,7 +2696,7 @@
     <w:link w:val="Heading7"/>
     <w:uiPriority w:val="9"/>
     <w:semiHidden/>
-    <w:rsid w:val="00697C89"/>
+    <w:rsid w:val="007A38A0"/>
     <w:rPr>
       <w:rFonts w:eastAsiaTheme="majorEastAsia" w:cstheme="majorBidi"/>
       <w:color w:val="595959" w:themeColor="text1" w:themeTint="A6"/>
@@ -2549,7 +2708,7 @@
     <w:link w:val="Heading8"/>
     <w:uiPriority w:val="9"/>
     <w:semiHidden/>
-    <w:rsid w:val="00697C89"/>
+    <w:rsid w:val="007A38A0"/>
     <w:rPr>
       <w:rFonts w:eastAsiaTheme="majorEastAsia" w:cstheme="majorBidi"/>
       <w:i/>
@@ -2563,7 +2722,7 @@
     <w:link w:val="Heading9"/>
     <w:uiPriority w:val="9"/>
     <w:semiHidden/>
-    <w:rsid w:val="00697C89"/>
+    <w:rsid w:val="007A38A0"/>
     <w:rPr>
       <w:rFonts w:eastAsiaTheme="majorEastAsia" w:cstheme="majorBidi"/>
       <w:color w:val="272727" w:themeColor="text1" w:themeTint="D8"/>
@@ -2576,7 +2735,7 @@
     <w:link w:val="TitleChar"/>
     <w:uiPriority w:val="10"/>
     <w:qFormat/>
-    <w:rsid w:val="00697C89"/>
+    <w:rsid w:val="007A38A0"/>
     <w:pPr>
       <w:spacing w:after="80" w:line="240" w:lineRule="auto"/>
       <w:contextualSpacing/>
@@ -2594,7 +2753,7 @@
     <w:basedOn w:val="DefaultParagraphFont"/>
     <w:link w:val="Title"/>
     <w:uiPriority w:val="10"/>
-    <w:rsid w:val="00697C89"/>
+    <w:rsid w:val="007A38A0"/>
     <w:rPr>
       <w:rFonts w:asciiTheme="majorHAnsi" w:eastAsiaTheme="majorEastAsia" w:hAnsiTheme="majorHAnsi" w:cstheme="majorBidi"/>
       <w:spacing w:val="-10"/>
@@ -2610,7 +2769,7 @@
     <w:link w:val="SubtitleChar"/>
     <w:uiPriority w:val="11"/>
     <w:qFormat/>
-    <w:rsid w:val="00697C89"/>
+    <w:rsid w:val="007A38A0"/>
     <w:pPr>
       <w:numPr>
         <w:ilvl w:val="1"/>
@@ -2629,7 +2788,7 @@
     <w:basedOn w:val="DefaultParagraphFont"/>
     <w:link w:val="Subtitle"/>
     <w:uiPriority w:val="11"/>
-    <w:rsid w:val="00697C89"/>
+    <w:rsid w:val="007A38A0"/>
     <w:rPr>
       <w:rFonts w:eastAsiaTheme="majorEastAsia" w:cstheme="majorBidi"/>
       <w:color w:val="595959" w:themeColor="text1" w:themeTint="A6"/>
@@ -2645,7 +2804,7 @@
     <w:link w:val="QuoteChar"/>
     <w:uiPriority w:val="29"/>
     <w:qFormat/>
-    <w:rsid w:val="00697C89"/>
+    <w:rsid w:val="007A38A0"/>
     <w:pPr>
       <w:spacing w:before="160"/>
       <w:jc w:val="center"/>
@@ -2661,7 +2820,7 @@
     <w:basedOn w:val="DefaultParagraphFont"/>
     <w:link w:val="Quote"/>
     <w:uiPriority w:val="29"/>
-    <w:rsid w:val="00697C89"/>
+    <w:rsid w:val="007A38A0"/>
     <w:rPr>
       <w:i/>
       <w:iCs/>
@@ -2673,7 +2832,7 @@
     <w:basedOn w:val="Normal"/>
     <w:uiPriority w:val="34"/>
     <w:qFormat/>
-    <w:rsid w:val="00697C89"/>
+    <w:rsid w:val="007A38A0"/>
     <w:pPr>
       <w:ind w:left="720"/>
       <w:contextualSpacing/>
@@ -2684,7 +2843,7 @@
     <w:basedOn w:val="DefaultParagraphFont"/>
     <w:uiPriority w:val="21"/>
     <w:qFormat/>
-    <w:rsid w:val="00697C89"/>
+    <w:rsid w:val="007A38A0"/>
     <w:rPr>
       <w:i/>
       <w:iCs/>
@@ -2698,7 +2857,7 @@
     <w:link w:val="IntenseQuoteChar"/>
     <w:uiPriority w:val="30"/>
     <w:qFormat/>
-    <w:rsid w:val="00697C89"/>
+    <w:rsid w:val="007A38A0"/>
     <w:pPr>
       <w:pBdr>
         <w:top w:val="single" w:sz="4" w:space="10" w:color="2F5496" w:themeColor="accent1" w:themeShade="BF"/>
@@ -2719,7 +2878,7 @@
     <w:basedOn w:val="DefaultParagraphFont"/>
     <w:link w:val="IntenseQuote"/>
     <w:uiPriority w:val="30"/>
-    <w:rsid w:val="00697C89"/>
+    <w:rsid w:val="007A38A0"/>
     <w:rPr>
       <w:i/>
       <w:iCs/>
@@ -2731,7 +2890,7 @@
     <w:basedOn w:val="DefaultParagraphFont"/>
     <w:uiPriority w:val="32"/>
     <w:qFormat/>
-    <w:rsid w:val="00697C89"/>
+    <w:rsid w:val="007A38A0"/>
     <w:rPr>
       <w:b/>
       <w:bCs/>
